--- a/Documentation/ANGEL-SWARM-DESIGN-SPEC.docx
+++ b/Documentation/ANGEL-SWARM-DESIGN-SPEC.docx
@@ -32,7 +32,7 @@
           <w:sz w:val="21"/>
           <w:szCs w:val="21"/>
         </w:rPr>
-        <w:t xml:space="preserve">For Claude Design.</w:t>
+        <w:t xml:space="preserve">For Design Canvas.</w:t>
       </w:r>
       <w:r>
         <w:rPr>
@@ -54,7 +54,7 @@
           <w:sz w:val="21"/>
           <w:szCs w:val="21"/>
         </w:rPr>
-        <w:t xml:space="preserve">Junayd S. Park · Team DHA RESCUE · NDIA Global Defense Hackathon 2026 Version 1.3 · 5 September 2026 · </w:t>
+        <w:t xml:space="preserve">Junayd S. Park · Team DHA RESCUE · NDIA Global Defense Hackathon 2026 Version 1.3 · 8 September 2026 · </w:t>
       </w:r>
       <w:r>
         <w:rPr>
@@ -751,17 +751,28 @@
                 <w:sz w:val="19"/>
                 <w:szCs w:val="19"/>
               </w:rPr>
-              <w:t xml:space="preserve">Thirteen</w:t>
-            </w:r>
-            <w:r>
-              <w:rPr>
-                <w:b w:val="false"/>
-                <w:bCs w:val="false"/>
-                <w:color w:val="1A1A1A"/>
-                <w:sz w:val="19"/>
-                <w:szCs w:val="19"/>
-              </w:rPr>
-              <w:t xml:space="preserve">, not nine — War Game, Sensor &amp; Model, Authority &amp; Policy and Data Sources were promoted out of tabs. See §4</w:t>
+              <w:t xml:space="preserve">Fourteen</w:t>
+            </w:r>
+            <w:r>
+              <w:rPr>
+                <w:b w:val="false"/>
+                <w:bCs w:val="false"/>
+                <w:color w:val="1A1A1A"/>
+                <w:sz w:val="19"/>
+                <w:szCs w:val="19"/>
+              </w:rPr>
+              <w:t xml:space="preserve"> — the current rail includes the standalone Resupply Tracking destination alongside the thirteen-screen v6.5 set. See §4 and the current </w:t>
+            </w:r>
+            <w:r>
+              <w:rPr>
+                <w:rFonts w:ascii="Consolas" w:cs="Consolas" w:eastAsia="Consolas" w:hAnsi="Consolas"/>
+                <w:b w:val="false"/>
+                <w:bCs w:val="false"/>
+                <w:color w:val="1A1A1A"/>
+                <w:sz w:val="17"/>
+                <w:szCs w:val="17"/>
+              </w:rPr>
+              <w:t xml:space="preserve">CODE-MAP.md</w:t>
             </w:r>
           </w:p>
         </w:tc>
@@ -1363,47 +1374,7 @@
                 <w:sz w:val="19"/>
                 <w:szCs w:val="19"/>
               </w:rPr>
-              <w:t xml:space="preserve"> ships in the package: </w:t>
-            </w:r>
-            <w:r>
-              <w:rPr>
-                <w:b/>
-                <w:bCs/>
-                <w:color w:val="1A1A1A"/>
-                <w:sz w:val="19"/>
-                <w:szCs w:val="19"/>
-              </w:rPr>
-              <w:t xml:space="preserve">118 assertions against the shipped engine</w:t>
-            </w:r>
-            <w:r>
-              <w:rPr>
-                <w:b w:val="false"/>
-                <w:bCs w:val="false"/>
-                <w:color w:val="1A1A1A"/>
-                <w:sz w:val="19"/>
-                <w:szCs w:val="19"/>
-              </w:rPr>
-              <w:t xml:space="preserve">, in the browser, offline, nothing mocked — </w:t>
-            </w:r>
-            <w:r>
-              <w:rPr>
-                <w:b/>
-                <w:bCs/>
-                <w:color w:val="1A1A1A"/>
-                <w:sz w:val="19"/>
-                <w:szCs w:val="19"/>
-              </w:rPr>
-              <w:t xml:space="preserve">118 pass, 0 fail</w:t>
-            </w:r>
-            <w:r>
-              <w:rPr>
-                <w:b w:val="false"/>
-                <w:bCs w:val="false"/>
-                <w:color w:val="1A1A1A"/>
-                <w:sz w:val="19"/>
-                <w:szCs w:val="19"/>
-              </w:rPr>
-              <w:t xml:space="preserve">, in well under a second. Re-run against the v6.4 build for this revision</w:t>
+              <w:t xml:space="preserve"> ships in the package and checks engine and host UI behavior in the browser, offline, with nothing mocked. Coverage includes determinism, common random numbers, scenarios, the War Game worker path and standalone RESUPPLY TRACK behavior; the live page is authoritative for status.</w:t>
             </w:r>
           </w:p>
         </w:tc>
@@ -1476,17 +1447,28 @@
                 <w:sz w:val="19"/>
                 <w:szCs w:val="19"/>
               </w:rPr>
-              <w:t xml:space="preserve">There is none.</w:t>
-            </w:r>
-            <w:r>
-              <w:rPr>
-                <w:b w:val="false"/>
-                <w:bCs w:val="false"/>
-                <w:color w:val="1A1A1A"/>
-                <w:sz w:val="19"/>
-                <w:szCs w:val="19"/>
-              </w:rPr>
-              <w:t xml:space="preserve"> No GGUF is shipped and nothing on any screen is generated. See §5.8</w:t>
+              <w:t xml:space="preserve">None in the shipped zero-network baseline.</w:t>
+            </w:r>
+            <w:r>
+              <w:rPr>
+                <w:b w:val="false"/>
+                <w:bCs w:val="false"/>
+                <w:color w:val="1A1A1A"/>
+                <w:sz w:val="19"/>
+                <w:szCs w:val="19"/>
+              </w:rPr>
+              <w:t xml:space="preserve"> No GGUF ships, so the baseline generates nothing on screen. An optional, separately downloaded Qwen GGUF can enable clearly marked Mission brief prose and is outside that baseline. See §5.8 and </w:t>
+            </w:r>
+            <w:r>
+              <w:rPr>
+                <w:rFonts w:ascii="Consolas" w:cs="Consolas" w:eastAsia="Consolas" w:hAnsi="Consolas"/>
+                <w:b w:val="false"/>
+                <w:bCs w:val="false"/>
+                <w:color w:val="1A1A1A"/>
+                <w:sz w:val="17"/>
+                <w:szCs w:val="17"/>
+              </w:rPr>
+              <w:t xml:space="preserve">GET-MODEL.md</w:t>
             </w:r>
           </w:p>
         </w:tc>
@@ -1958,7 +1940,7 @@
           <w:sz w:val="21"/>
           <w:szCs w:val="21"/>
         </w:rPr>
-        <w:t xml:space="preserve">ANGEL SWARM is running current triage and proximity too.</w:t>
+        <w:t xml:space="preserve">ANGEL SWARM is running CURRENT — TRIAGE &amp; PROXIMITY too.</w:t>
       </w:r>
       <w:r>
         <w:rPr>
@@ -2488,7 +2470,7 @@
           <w:sz w:val="21"/>
           <w:szCs w:val="21"/>
         </w:rPr>
-        <w:t xml:space="preserve"> — 118 assertions against the shipped engine — rather than transcribed. The reference battle is </w:t>
+        <w:t xml:space="preserve"> rather than transcribed; its live summary, not a copied check total, is authoritative. The reference battle is </w:t>
       </w:r>
       <w:r>
         <w:rPr>
@@ -2506,7 +2488,41 @@
           <w:sz w:val="21"/>
           <w:szCs w:val="21"/>
         </w:rPr>
-        <w:t xml:space="preserve">, 125 casualties, 47 of them in the survivable cohort, seed 42, JOA CORAL, capability deployed. Anything a screen or a document states about this run must be derivable from that page.</w:t>
+        <w:t xml:space="preserve">, 125 casualties, 47 of them in the survivable cohort, seed 42, JOA CORAL, capability deployed. Resupply Tracking is not part of that engine comparison: it is a standalone synthetic demonstration with immutable tracker-only fixtures and its own deterministic clock, seek, play/pause, tracker-owned normal/8× playback toggle (</w:t>
+      </w:r>
+      <w:r>
+        <w:rPr>
+          <w:rFonts w:ascii="Consolas" w:cs="Consolas" w:eastAsia="Consolas" w:hAnsi="Consolas"/>
+          <w:color w:val="1A1A1A"/>
+          <w:sz w:val="19"/>
+          <w:szCs w:val="19"/>
+        </w:rPr>
+        <w:t xml:space="preserve">SPEED ×8</w:t>
+      </w:r>
+      <w:r>
+        <w:rPr>
+          <w:color w:val="1A1A1A"/>
+          <w:sz w:val="21"/>
+          <w:szCs w:val="21"/>
+        </w:rPr>
+        <w:t xml:space="preserve"> / </w:t>
+      </w:r>
+      <w:r>
+        <w:rPr>
+          <w:rFonts w:ascii="Consolas" w:cs="Consolas" w:eastAsia="Consolas" w:hAnsi="Consolas"/>
+          <w:color w:val="1A1A1A"/>
+          <w:sz w:val="19"/>
+          <w:szCs w:val="19"/>
+        </w:rPr>
+        <w:t xml:space="preserve">SPEED ×1</w:t>
+      </w:r>
+      <w:r>
+        <w:rPr>
+          <w:color w:val="1A1A1A"/>
+          <w:sz w:val="21"/>
+          <w:szCs w:val="21"/>
+        </w:rPr>
+        <w:t xml:space="preserve">), reroute and exception controls. The toggle changes only the tracker clock, never host playback or engine state.</w:t>
       </w:r>
     </w:p>
     <w:p>
@@ -3425,7 +3441,7 @@
                 <w:sz w:val="19"/>
                 <w:szCs w:val="19"/>
               </w:rPr>
-              <w:t xml:space="preserve">Every death figure — the number, the bar, the marker — is red. Never green, never teal, never a success colour. The delta against current triage and proximity is a death figure.</w:t>
+              <w:t xml:space="preserve">Every death figure — the number, the bar, the marker — is red. Never green, never teal, never a success colour. The delta against CURRENT — TRIAGE &amp; PROXIMITY is a death figure.</w:t>
             </w:r>
           </w:p>
         </w:tc>
@@ -4804,7 +4820,7 @@
           <w:sz w:val="21"/>
           <w:szCs w:val="21"/>
         </w:rPr>
-        <w:t xml:space="preserve"> A person can start the clock without deploying, in which case both arms run the identical current triage and proximity, the result is 6 versus 6, and the product's entire claim is invisible. At T+24 the application recommends deploying — and in the current build there is no visible control to do it.</w:t>
+        <w:t xml:space="preserve"> A person can start the clock without deploying, in which case both arms run identical CURRENT — TRIAGE &amp; PROXIMITY, the result is 6 versus 6, and the product's entire claim is invisible. At T+24 the application recommends deploying — and in the current build there is no visible control to do it.</w:t>
       </w:r>
     </w:p>
     <w:p>
@@ -7178,7 +7194,7 @@
           <w:sz w:val="28"/>
           <w:szCs w:val="28"/>
         </w:rPr>
-        <w:t xml:space="preserve">4. The thirteen destinations</w:t>
+        <w:t xml:space="preserve">4. The fourteen destinations</w:t>
       </w:r>
     </w:p>
     <w:p>
@@ -7192,7 +7208,7 @@
           <w:sz w:val="21"/>
           <w:szCs w:val="21"/>
         </w:rPr>
-        <w:t xml:space="preserve">The product has thirteen places to be, in this rail order. Everything else is a tab inside one of them.</w:t>
+        <w:t xml:space="preserve">The product has fourteen places to be, in this rail order. Everything else is a tab inside one of them.</w:t>
       </w:r>
     </w:p>
     <w:tbl>
@@ -7709,7 +7725,7 @@
                 <w:sz w:val="19"/>
                 <w:szCs w:val="19"/>
               </w:rPr>
-              <w:t xml:space="preserve">Decisions</w:t>
+              <w:t xml:space="preserve">Resupply Tracking</w:t>
             </w:r>
           </w:p>
         </w:tc>
@@ -7743,7 +7759,7 @@
                 <w:sz w:val="19"/>
                 <w:szCs w:val="19"/>
               </w:rPr>
-              <w:t xml:space="preserve">What is waiting on my authority, what has been decided, and on what grounds</w:t>
+              <w:t xml:space="preserve">Where is each synthetic delivery unit, what is it carrying, and what is its current status</w:t>
             </w:r>
           </w:p>
         </w:tc>
@@ -7816,7 +7832,7 @@
                 <w:sz w:val="19"/>
                 <w:szCs w:val="19"/>
               </w:rPr>
-              <w:t xml:space="preserve">Analyst Terminal</w:t>
+              <w:t xml:space="preserve">Decisions</w:t>
             </w:r>
           </w:p>
         </w:tc>
@@ -7850,7 +7866,7 @@
                 <w:sz w:val="19"/>
                 <w:szCs w:val="19"/>
               </w:rPr>
-              <w:t xml:space="preserve">Let me ask the run anything — transcript, SQL, doctrine, the data file</w:t>
+              <w:t xml:space="preserve">What is waiting on my authority, what has been decided, and on what grounds</w:t>
             </w:r>
           </w:p>
         </w:tc>
@@ -7923,7 +7939,7 @@
                 <w:sz w:val="19"/>
                 <w:szCs w:val="19"/>
               </w:rPr>
-              <w:t xml:space="preserve">Sensor &amp; Model</w:t>
+              <w:t xml:space="preserve">Analyst Terminal</w:t>
             </w:r>
           </w:p>
         </w:tc>
@@ -7957,7 +7973,7 @@
                 <w:sz w:val="19"/>
                 <w:szCs w:val="19"/>
               </w:rPr>
-              <w:t xml:space="preserve">What the trained network reads, and where its output does and does not go</w:t>
+              <w:t xml:space="preserve">Let me ask the run anything — transcript, SQL, doctrine, the data file</w:t>
             </w:r>
           </w:p>
         </w:tc>
@@ -8030,7 +8046,7 @@
                 <w:sz w:val="19"/>
                 <w:szCs w:val="19"/>
               </w:rPr>
-              <w:t xml:space="preserve">Ops Center Wall</w:t>
+              <w:t xml:space="preserve">Sensor &amp; Model</w:t>
             </w:r>
           </w:p>
         </w:tc>
@@ -8064,7 +8080,7 @@
                 <w:sz w:val="19"/>
                 <w:szCs w:val="19"/>
               </w:rPr>
-              <w:t xml:space="preserve">The ten-foot-readable picture for a room</w:t>
+              <w:t xml:space="preserve">What the trained network reads, and where its output does and does not go</w:t>
             </w:r>
           </w:p>
         </w:tc>
@@ -8137,7 +8153,7 @@
                 <w:sz w:val="19"/>
                 <w:szCs w:val="19"/>
               </w:rPr>
-              <w:t xml:space="preserve">Evidence</w:t>
+              <w:t xml:space="preserve">Ops Center Wall</w:t>
             </w:r>
           </w:p>
         </w:tc>
@@ -8171,7 +8187,7 @@
                 <w:sz w:val="19"/>
                 <w:szCs w:val="19"/>
               </w:rPr>
-              <w:t xml:space="preserve">Prove it</w:t>
+              <w:t xml:space="preserve">The ten-foot-readable picture for a room</w:t>
             </w:r>
           </w:p>
         </w:tc>
@@ -8244,7 +8260,7 @@
                 <w:sz w:val="19"/>
                 <w:szCs w:val="19"/>
               </w:rPr>
-              <w:t xml:space="preserve">War Game</w:t>
+              <w:t xml:space="preserve">Evidence</w:t>
             </w:r>
           </w:p>
         </w:tc>
@@ -8278,7 +8294,7 @@
                 <w:sz w:val="19"/>
                 <w:szCs w:val="19"/>
               </w:rPr>
-              <w:t xml:space="preserve">What survives a worse world — five levers, swept</w:t>
+              <w:t xml:space="preserve">Prove it</w:t>
             </w:r>
           </w:p>
         </w:tc>
@@ -8351,7 +8367,7 @@
                 <w:sz w:val="19"/>
                 <w:szCs w:val="19"/>
               </w:rPr>
-              <w:t xml:space="preserve">Ask ANGEL</w:t>
+              <w:t xml:space="preserve">War Game</w:t>
             </w:r>
           </w:p>
         </w:tc>
@@ -8385,7 +8401,7 @@
                 <w:sz w:val="19"/>
                 <w:szCs w:val="19"/>
               </w:rPr>
-              <w:t xml:space="preserve">Explain this to me in words</w:t>
+              <w:t xml:space="preserve">What survives a worse world — five levers, swept</w:t>
             </w:r>
           </w:p>
         </w:tc>
@@ -8458,7 +8474,7 @@
                 <w:sz w:val="19"/>
                 <w:szCs w:val="19"/>
               </w:rPr>
-              <w:t xml:space="preserve">Authority &amp; Policy</w:t>
+              <w:t xml:space="preserve">Ask ANGEL</w:t>
             </w:r>
           </w:p>
         </w:tc>
@@ -8492,7 +8508,7 @@
                 <w:sz w:val="19"/>
                 <w:szCs w:val="19"/>
               </w:rPr>
-              <w:t xml:space="preserve">Who decides, who answers for it, and the film</w:t>
+              <w:t xml:space="preserve">Explain this to me in words</w:t>
             </w:r>
           </w:p>
         </w:tc>
@@ -8565,7 +8581,7 @@
                 <w:sz w:val="19"/>
                 <w:szCs w:val="19"/>
               </w:rPr>
-              <w:t xml:space="preserve">Data Sources</w:t>
+              <w:t xml:space="preserve">Authority &amp; Policy</w:t>
             </w:r>
           </w:p>
         </w:tc>
@@ -8599,7 +8615,7 @@
                 <w:sz w:val="19"/>
                 <w:szCs w:val="19"/>
               </w:rPr>
-              <w:t xml:space="preserve">What this consumes, what it produces, and what is machine-produced</w:t>
+              <w:t xml:space="preserve">Who decides, who answers for it, and the film</w:t>
             </w:r>
           </w:p>
         </w:tc>
@@ -8672,6 +8688,113 @@
                 <w:sz w:val="19"/>
                 <w:szCs w:val="19"/>
               </w:rPr>
+              <w:t xml:space="preserve">Data Sources</w:t>
+            </w:r>
+          </w:p>
+        </w:tc>
+        <w:tc>
+          <w:tcPr>
+            <w:tcW w:type="dxa" w:w="2721"/>
+            <w:tcBorders>
+              <w:top w:val="single" w:color="DDE3E9" w:sz="2"/>
+              <w:left w:val="none" w:color="FFFFFF" w:sz="0"/>
+              <w:bottom w:val="single" w:color="DDE3E9" w:sz="2"/>
+              <w:right w:val="none" w:color="FFFFFF" w:sz="0"/>
+            </w:tcBorders>
+            <w:shd w:fill="FFFFFF" w:color="auto" w:val="clear"/>
+            <w:tcMar>
+              <w:top w:type="dxa" w:w="90"/>
+              <w:left w:type="dxa" w:w="130"/>
+              <w:bottom w:type="dxa" w:w="90"/>
+              <w:right w:type="dxa" w:w="130"/>
+            </w:tcMar>
+          </w:tcPr>
+          <w:p>
+            <w:pPr>
+              <w:spacing w:after="0" w:before="0"/>
+              <w:jc w:val="left"/>
+            </w:pPr>
+            <w:r>
+              <w:rPr>
+                <w:b w:val="false"/>
+                <w:bCs w:val="false"/>
+                <w:color w:val="1A1A1A"/>
+                <w:sz w:val="19"/>
+                <w:szCs w:val="19"/>
+              </w:rPr>
+              <w:t xml:space="preserve">What this consumes, what it produces, and what is machine-produced</w:t>
+            </w:r>
+          </w:p>
+        </w:tc>
+      </w:tr>
+      <w:tr>
+        <w:trPr>
+          <w:cantSplit/>
+        </w:trPr>
+        <w:tc>
+          <w:tcPr>
+            <w:tcW w:type="dxa" w:w="4637"/>
+            <w:tcBorders>
+              <w:top w:val="single" w:color="DDE3E9" w:sz="2"/>
+              <w:left w:val="none" w:color="FFFFFF" w:sz="0"/>
+              <w:bottom w:val="single" w:color="DDE3E9" w:sz="2"/>
+              <w:right w:val="none" w:color="FFFFFF" w:sz="0"/>
+            </w:tcBorders>
+            <w:shd w:fill="F6F8FA" w:color="auto" w:val="clear"/>
+            <w:tcMar>
+              <w:top w:type="dxa" w:w="90"/>
+              <w:left w:type="dxa" w:w="130"/>
+              <w:bottom w:type="dxa" w:w="90"/>
+              <w:right w:type="dxa" w:w="130"/>
+            </w:tcMar>
+          </w:tcPr>
+          <w:p>
+            <w:pPr>
+              <w:spacing w:after="0" w:before="0"/>
+              <w:jc w:val="left"/>
+            </w:pPr>
+            <w:r>
+              <w:rPr>
+                <w:b w:val="false"/>
+                <w:bCs w:val="false"/>
+                <w:color w:val="1A1A1A"/>
+                <w:sz w:val="19"/>
+                <w:szCs w:val="19"/>
+              </w:rPr>
+              <w:t xml:space="preserve">14</w:t>
+            </w:r>
+          </w:p>
+        </w:tc>
+        <w:tc>
+          <w:tcPr>
+            <w:tcW w:type="dxa" w:w="2722"/>
+            <w:tcBorders>
+              <w:top w:val="single" w:color="DDE3E9" w:sz="2"/>
+              <w:left w:val="none" w:color="FFFFFF" w:sz="0"/>
+              <w:bottom w:val="single" w:color="DDE3E9" w:sz="2"/>
+              <w:right w:val="none" w:color="FFFFFF" w:sz="0"/>
+            </w:tcBorders>
+            <w:shd w:fill="F6F8FA" w:color="auto" w:val="clear"/>
+            <w:tcMar>
+              <w:top w:type="dxa" w:w="90"/>
+              <w:left w:type="dxa" w:w="130"/>
+              <w:bottom w:type="dxa" w:w="90"/>
+              <w:right w:type="dxa" w:w="130"/>
+            </w:tcMar>
+          </w:tcPr>
+          <w:p>
+            <w:pPr>
+              <w:spacing w:after="0" w:before="0"/>
+              <w:jc w:val="left"/>
+            </w:pPr>
+            <w:r>
+              <w:rPr>
+                <w:b/>
+                <w:bCs/>
+                <w:color w:val="1A1A1A"/>
+                <w:sz w:val="19"/>
+                <w:szCs w:val="19"/>
+              </w:rPr>
               <w:t xml:space="preserve">Settings</w:t>
             </w:r>
           </w:p>
@@ -8685,7 +8808,7 @@
               <w:bottom w:val="single" w:color="DDE3E9" w:sz="2"/>
               <w:right w:val="none" w:color="FFFFFF" w:sz="0"/>
             </w:tcBorders>
-            <w:shd w:fill="FFFFFF" w:color="auto" w:val="clear"/>
+            <w:shd w:fill="F6F8FA" w:color="auto" w:val="clear"/>
             <w:tcMar>
               <w:top w:type="dxa" w:w="90"/>
               <w:left w:type="dxa" w:w="130"/>
@@ -8799,15 +8922,15 @@
           <w:sz w:val="21"/>
           <w:szCs w:val="21"/>
         </w:rPr>
-        <w:t xml:space="preserve">Do not tour all thirteen in a brief.</w:t>
-      </w:r>
-      <w:r>
-        <w:rPr>
-          <w:color w:val="1A1A1A"/>
-          <w:sz w:val="21"/>
-          <w:szCs w:val="21"/>
-        </w:rPr>
-        <w:t xml:space="preserve"> Thirteen destinations is a strength in a package and a liability on a stage.</w:t>
+        <w:t xml:space="preserve">Do not tour all fourteen in a brief.</w:t>
+      </w:r>
+      <w:r>
+        <w:rPr>
+          <w:color w:val="1A1A1A"/>
+          <w:sz w:val="21"/>
+          <w:szCs w:val="21"/>
+        </w:rPr>
+        <w:t xml:space="preserve"> Fourteen destinations is a strength in a package and a liability on a stage.</w:t>
       </w:r>
     </w:p>
     <w:p>
@@ -9534,7 +9657,7 @@
                 <w:sz w:val="19"/>
                 <w:szCs w:val="19"/>
               </w:rPr>
-              <w:t xml:space="preserve">Versus current triage and proximity</w:t>
+              <w:t xml:space="preserve">Versus CURRENT — TRIAGE &amp; PROXIMITY</w:t>
             </w:r>
           </w:p>
         </w:tc>
@@ -11362,6 +11485,245 @@
           <w:szCs w:val="21"/>
         </w:rPr>
         <w:t xml:space="preserve">Never assert a finding on zero data.</w:t>
+      </w:r>
+    </w:p>
+    <w:p>
+      <w:pPr>
+        <w:pBdr>
+          <w:bottom w:val="single" w:color="B9C4CE" w:sz="6" w:space="1"/>
+        </w:pBdr>
+        <w:spacing w:after="200" w:before="200"/>
+      </w:pPr>
+      <w:r>
+        <w:t xml:space="preserve"/>
+      </w:r>
+    </w:p>
+    <w:p>
+      <w:pPr>
+        <w:pStyle w:val="Heading2"/>
+        <w:spacing w:after="100" w:before="280"/>
+      </w:pPr>
+      <w:r>
+        <w:rPr>
+          <w:rFonts w:ascii="Calibri" w:cs="Calibri" w:eastAsia="Calibri" w:hAnsi="Calibri"/>
+          <w:b/>
+          <w:bCs/>
+          <w:color w:val="3E5C76"/>
+          <w:sz w:val="23"/>
+          <w:szCs w:val="23"/>
+        </w:rPr>
+        <w:t xml:space="preserve">5.7a War Game</w:t>
+      </w:r>
+    </w:p>
+    <w:p>
+      <w:pPr>
+        <w:spacing w:after="140" w:before="60"/>
+        <w:jc w:val="left"/>
+      </w:pPr>
+      <w:r>
+        <w:rPr>
+          <w:b/>
+          <w:bCs/>
+          <w:color w:val="1A1A1A"/>
+          <w:sz w:val="21"/>
+          <w:szCs w:val="21"/>
+        </w:rPr>
+        <w:t xml:space="preserve">What it is.</w:t>
+      </w:r>
+      <w:r>
+        <w:rPr>
+          <w:color w:val="1A1A1A"/>
+          <w:sz w:val="21"/>
+          <w:szCs w:val="21"/>
+        </w:rPr>
+        <w:t xml:space="preserve"> A reproducible paired force-design experiment over the operation/scenario already selected elsewhere in the application.</w:t>
+      </w:r>
+    </w:p>
+    <w:p>
+      <w:pPr>
+        <w:spacing w:after="140" w:before="60"/>
+        <w:jc w:val="left"/>
+      </w:pPr>
+      <w:r>
+        <w:rPr>
+          <w:b/>
+          <w:bCs/>
+          <w:color w:val="1A1A1A"/>
+          <w:sz w:val="21"/>
+          <w:szCs w:val="21"/>
+        </w:rPr>
+        <w:t xml:space="preserve">Functionality.</w:t>
+      </w:r>
+      <w:r>
+        <w:rPr>
+          <w:color w:val="1A1A1A"/>
+          <w:sz w:val="21"/>
+          <w:szCs w:val="21"/>
+        </w:rPr>
+        <w:t xml:space="preserve"> On opening, show the selected scenario and its force assumptions, the chosen variability mode, and the deterministic study size. The operator selects exactly one lever — </w:t>
+      </w:r>
+      <w:r>
+        <w:rPr>
+          <w:b/>
+          <w:bCs/>
+          <w:color w:val="1A1A1A"/>
+          <w:sz w:val="21"/>
+          <w:szCs w:val="21"/>
+        </w:rPr>
+        <w:t xml:space="preserve">fleet size, launch points, datalink outage, triage error, responder qualification/mix</w:t>
+      </w:r>
+      <w:r>
+        <w:rPr>
+          <w:color w:val="1A1A1A"/>
+          <w:sz w:val="21"/>
+          <w:szCs w:val="21"/>
+        </w:rPr>
+        <w:t xml:space="preserve"> — then includes at least two of its displayed scenario-derived setting values and chooses 20, 30 or 40 paired battles per included setting. These setting cards are controls, not decorative labels. Seeds begin at 1000 and continue contiguously. Nominal mode uses published platform timing; observed-flight variability uses the shipped observed-flight profile.</w:t>
+      </w:r>
+    </w:p>
+    <w:p>
+      <w:pPr>
+        <w:spacing w:after="140" w:before="60"/>
+        <w:jc w:val="left"/>
+      </w:pPr>
+      <w:r>
+        <w:rPr>
+          <w:color w:val="1A1A1A"/>
+          <w:sz w:val="21"/>
+          <w:szCs w:val="21"/>
+        </w:rPr>
+        <w:t xml:space="preserve">Each setting is applied to one shared world before the arms are built, and common random numbers keep each ANGEL SWARM / CURRENT — TRIAGE &amp; PROXIMITY pair in that same altered world. </w:t>
+      </w:r>
+      <w:r>
+        <w:rPr>
+          <w:b/>
+          <w:bCs/>
+          <w:color w:val="1A1A1A"/>
+          <w:sz w:val="21"/>
+          <w:szCs w:val="21"/>
+        </w:rPr>
+        <w:t xml:space="preserve">Triage error affects only CURRENT — TRIAGE &amp; PROXIMITY</w:t>
+      </w:r>
+      <w:r>
+        <w:rPr>
+          <w:color w:val="1A1A1A"/>
+          <w:sz w:val="21"/>
+          <w:szCs w:val="21"/>
+        </w:rPr>
+        <w:t xml:space="preserve">, because ANGEL SWARM does not consume triage category. The result must also declare the method differences that are not lever effects: ANGEL SWARM includes telementoring and ANGEL-only in-flight abort/hold logic; CURRENT — TRIAGE &amp; PROXIMITY does not.</w:t>
+      </w:r>
+    </w:p>
+    <w:p>
+      <w:pPr>
+        <w:spacing w:after="140" w:before="60"/>
+        <w:jc w:val="left"/>
+      </w:pPr>
+      <w:r>
+        <w:rPr>
+          <w:b/>
+          <w:bCs/>
+          <w:color w:val="1A1A1A"/>
+          <w:sz w:val="21"/>
+          <w:szCs w:val="21"/>
+        </w:rPr>
+        <w:t xml:space="preserve">Expectation.</w:t>
+      </w:r>
+      <w:r>
+        <w:rPr>
+          <w:color w:val="1A1A1A"/>
+          <w:sz w:val="21"/>
+          <w:szCs w:val="21"/>
+        </w:rPr>
+        <w:t xml:space="preserve"> "I can change one force assumption, know exactly which operation and timing model I tested, and reproduce the comparison."</w:t>
+      </w:r>
+    </w:p>
+    <w:p>
+      <w:pPr>
+        <w:spacing w:after="140" w:before="60"/>
+        <w:jc w:val="left"/>
+      </w:pPr>
+      <w:r>
+        <w:rPr>
+          <w:b/>
+          <w:bCs/>
+          <w:color w:val="1A1A1A"/>
+          <w:sz w:val="21"/>
+          <w:szCs w:val="21"/>
+        </w:rPr>
+        <w:t xml:space="preserve">Outcome.</w:t>
+      </w:r>
+      <w:r>
+        <w:rPr>
+          <w:color w:val="1A1A1A"/>
+          <w:sz w:val="21"/>
+          <w:szCs w:val="21"/>
+        </w:rPr>
+        <w:t xml:space="preserve"> No result exists until all settings complete. Completion terminates the worker pool and publishes the full study. A completed result binds the scenario, lever and settings, seed range, nominal/observed-flight variability, control mode and declared differences to each setting's ANGEL SWARM and CURRENT — TRIAGE &amp; PROXIMITY means, paired gap, 95% confidence interval and better/tied/worse counts.</w:t>
+      </w:r>
+    </w:p>
+    <w:p>
+      <w:pPr>
+        <w:spacing w:after="140" w:before="60"/>
+        <w:jc w:val="left"/>
+      </w:pPr>
+      <w:r>
+        <w:rPr>
+          <w:b/>
+          <w:bCs/>
+          <w:color w:val="1A1A1A"/>
+          <w:sz w:val="21"/>
+          <w:szCs w:val="21"/>
+        </w:rPr>
+        <w:t xml:space="preserve">Failure and invalidation states.</w:t>
+      </w:r>
+      <w:r>
+        <w:rPr>
+          <w:color w:val="1A1A1A"/>
+          <w:sz w:val="21"/>
+          <w:szCs w:val="21"/>
+        </w:rPr>
+        <w:t xml:space="preserve"> Progress counts completed paired battles. Cancel terminates all workers and retains no partial findings. Worker construction/load failure, handshake or job timeout, protocol mismatch and engine/runtime error are also all-or-nothing: terminate the pool, name the failure and publish no result. Changing scenario or variability cancels work in progress, invalidates a completed result and regenerates scenario-dependent labels and force context.</w:t>
+      </w:r>
+    </w:p>
+    <w:p>
+      <w:pPr>
+        <w:spacing w:after="140" w:before="60"/>
+        <w:jc w:val="left"/>
+      </w:pPr>
+      <w:r>
+        <w:rPr>
+          <w:b/>
+          <w:bCs/>
+          <w:color w:val="1A1A1A"/>
+          <w:sz w:val="21"/>
+          <w:szCs w:val="21"/>
+        </w:rPr>
+        <w:t xml:space="preserve">Reproduction.</w:t>
+      </w:r>
+      <w:r>
+        <w:rPr>
+          <w:color w:val="1A1A1A"/>
+          <w:sz w:val="21"/>
+          <w:szCs w:val="21"/>
+        </w:rPr>
+        <w:t xml:space="preserve"> Restore the result's displayed scenario and variability mode, select its lever and 20/30/40 count, and rerun seeds 1000 through </w:t>
+      </w:r>
+      <w:r>
+        <w:rPr>
+          <w:rFonts w:ascii="Consolas" w:cs="Consolas" w:eastAsia="Consolas" w:hAnsi="Consolas"/>
+          <w:color w:val="1A1A1A"/>
+          <w:sz w:val="19"/>
+          <w:szCs w:val="19"/>
+        </w:rPr>
+        <w:t xml:space="preserve">1000 + count − 1</w:t>
+      </w:r>
+      <w:r>
+        <w:rPr>
+          <w:color w:val="1A1A1A"/>
+          <w:sz w:val="21"/>
+          <w:szCs w:val="21"/>
+        </w:rPr>
+        <w:t xml:space="preserve">.</w:t>
       </w:r>
     </w:p>
     <w:p>
@@ -13988,7 +14350,7 @@
           <w:sz w:val="21"/>
           <w:szCs w:val="21"/>
         </w:rPr>
-        <w:t xml:space="preserve">The application can accept live casualty telemetry over Cursor on Target — the format TAK already carries — receive-only, on loopback unless asked otherwise, off unless enabled. Where a live reading exists it supersedes the simulated one and the tasking layer cannot tell a simulated emitter from a real monitor. </w:t>
+        <w:t xml:space="preserve">The application can accept live casualty telemetry over Cursor on Target — the format TAK already carries — receive-only, on loopback unless asked otherwise, off unless enabled. Where a live reading exists it supersedes the simulated one and the tasking layer treats every conforming message alike. The medical detail extension used here is a prototype schema, not a ratified CoT profile. </w:t>
       </w:r>
       <w:r>
         <w:rPr>
@@ -14057,39 +14419,83 @@
       </w:pPr>
       <w:r>
         <w:rPr>
-          <w:b/>
-          <w:bCs/>
-          <w:color w:val="1A1A1A"/>
-          <w:sz w:val="21"/>
-          <w:szCs w:val="21"/>
-        </w:rPr>
-        <w:t xml:space="preserve">BATDOK-J is named as the plausible producer</w:t>
-      </w:r>
-      <w:r>
-        <w:rPr>
-          <w:color w:val="1A1A1A"/>
-          <w:sz w:val="21"/>
-          <w:szCs w:val="21"/>
-        </w:rPr>
-        <w:t xml:space="preserve"> — the JOMIS point-of-injury and en-route care application, government-owned, built by AFRL's 711th Human Performance Wing, selected 2022, fielding FY26. </w:t>
-      </w:r>
-      <w:r>
-        <w:rPr>
-          <w:b/>
-          <w:bCs/>
-          <w:color w:val="1A1A1A"/>
-          <w:sz w:val="21"/>
-          <w:szCs w:val="21"/>
-        </w:rPr>
-        <w:t xml:space="preserve">The interface is stated as `INTERFACE ACCEPTED · NOT TESTED AGAINST A REAL BATDOK-J`</w:t>
-      </w:r>
-      <w:r>
-        <w:rPr>
-          <w:color w:val="1A1A1A"/>
-          <w:sz w:val="21"/>
-          <w:szCs w:val="21"/>
-        </w:rPr>
-        <w:t xml:space="preserve">, which is the truth and is worth more than a claim that would not survive one question.</w:t>
+          <w:color w:val="1A1A1A"/>
+          <w:sz w:val="21"/>
+          <w:szCs w:val="21"/>
+        </w:rPr>
+        <w:t xml:space="preserve">Keep three things distinct: </w:t>
+      </w:r>
+      <w:r>
+        <w:rPr>
+          <w:b/>
+          <w:bCs/>
+          <w:color w:val="1A1A1A"/>
+          <w:sz w:val="21"/>
+          <w:szCs w:val="21"/>
+        </w:rPr>
+        <w:t xml:space="preserve">Sempulse Halo (example)</w:t>
+      </w:r>
+      <w:r>
+        <w:rPr>
+          <w:color w:val="1A1A1A"/>
+          <w:sz w:val="21"/>
+          <w:szCs w:val="21"/>
+        </w:rPr>
+        <w:t xml:space="preserve"> is a wearable source; </w:t>
+      </w:r>
+      <w:r>
+        <w:rPr>
+          <w:b/>
+          <w:bCs/>
+          <w:color w:val="1A1A1A"/>
+          <w:sz w:val="21"/>
+          <w:szCs w:val="21"/>
+        </w:rPr>
+        <w:t xml:space="preserve">CipherOx CRI M1 (reference)</w:t>
+      </w:r>
+      <w:r>
+        <w:rPr>
+          <w:color w:val="1A1A1A"/>
+          <w:sz w:val="21"/>
+          <w:szCs w:val="21"/>
+        </w:rPr>
+        <w:t xml:space="preserve"> anchors the compensatory-reserve concept; </w:t>
+      </w:r>
+      <w:r>
+        <w:rPr>
+          <w:b/>
+          <w:bCs/>
+          <w:color w:val="1A1A1A"/>
+          <w:sz w:val="21"/>
+          <w:szCs w:val="21"/>
+        </w:rPr>
+        <w:t xml:space="preserve">BATDOK-J</w:t>
+      </w:r>
+      <w:r>
+        <w:rPr>
+          <w:color w:val="1A1A1A"/>
+          <w:sz w:val="21"/>
+          <w:szCs w:val="21"/>
+        </w:rPr>
+        <w:t xml:space="preserve"> is the plausible producer/interface between an edge source and the ingest feed. None is part of this build. </w:t>
+      </w:r>
+      <w:r>
+        <w:rPr>
+          <w:b/>
+          <w:bCs/>
+          <w:color w:val="1A1A1A"/>
+          <w:sz w:val="21"/>
+          <w:szCs w:val="21"/>
+        </w:rPr>
+        <w:t xml:space="preserve">ANGEL SWARM has not tested an integration with any real Sempulse Halo, CipherOx CRI M1, or BATDOK-J.</w:t>
+      </w:r>
+      <w:r>
+        <w:rPr>
+          <w:color w:val="1A1A1A"/>
+          <w:sz w:val="21"/>
+          <w:szCs w:val="21"/>
+        </w:rPr>
+        <w:t xml:space="preserve"> No compatibility or completed integration is claimed.</w:t>
       </w:r>
     </w:p>
     <w:p>
